--- a/worksheets/Lesson2_Performance_Worksheet.docx
+++ b/worksheets/Lesson2_Performance_Worksheet.docx
@@ -3159,7 +3159,7 @@
                 <w:sz w:val="26"/>
                 <w:szCs w:val="26"/>
               </w:rPr>
-              <w:t xml:space="preserve">Workbook Task 1: how each factor affects network speed</w:t>
+              <w:t xml:space="preserve">Task: how each factor affects network speed</w:t>
             </w:r>
           </w:p>
           <w:p>
